--- a/_diffusione-opera/PROPOSTE_CHIARELETTERE_BOMPIANI.docx
+++ b/_diffusione-opera/PROPOSTE_CHIARELETTERE_BOMPIANI.docx
@@ -89,7 +89,7 @@
           <w:sz w:val="24"/>
           <w:szCs w:val="24"/>
         </w:rPr>
-        <w:t xml:space="preserve">non è l'opera documentale di 1.754 pagine</w:t>
+        <w:t xml:space="preserve">non è l'opera documentale di 1.762 pagine</w:t>
       </w:r>
       <w:r>
         <w:rPr>

--- a/_diffusione-opera/PROPOSTE_CHIARELETTERE_BOMPIANI.docx
+++ b/_diffusione-opera/PROPOSTE_CHIARELETTERE_BOMPIANI.docx
@@ -145,43 +145,85 @@
           <w:sz w:val="24"/>
           <w:szCs w:val="24"/>
         </w:rPr>
-        <w:t xml:space="preserve">: il corpus è completo e verificato, la struttura del saggio esiste, i sette casi sono documentati, </w:t>
-      </w:r>
-      <w:r>
-        <w:rPr>
-          <w:rFonts w:ascii="Barlow Semi Condensed" w:cs="Barlow Semi Condensed" w:eastAsia="Barlow Semi Condensed" w:hAnsi="Barlow Semi Condensed"/>
-          <w:b/>
-          <w:bCs/>
-          <w:sz w:val="24"/>
-          <w:szCs w:val="24"/>
-        </w:rPr>
-        <w:t xml:space="preserve">il capitolo campione è scritto</w:t>
-      </w:r>
-      <w:r>
-        <w:rPr>
-          <w:rFonts w:ascii="Barlow Semi Condensed" w:cs="Barlow Semi Condensed" w:eastAsia="Barlow Semi Condensed" w:hAnsi="Barlow Semi Condensed"/>
-          <w:sz w:val="24"/>
-          <w:szCs w:val="24"/>
-        </w:rPr>
-        <w:t xml:space="preserve"> — è il quarto — </w:t>
-      </w:r>
-      <w:r>
-        <w:rPr>
-          <w:rFonts w:ascii="Barlow Semi Condensed" w:cs="Barlow Semi Condensed" w:eastAsia="Barlow Semi Condensed" w:hAnsi="Barlow Semi Condensed"/>
-          <w:b/>
-          <w:bCs/>
-          <w:sz w:val="24"/>
-          <w:szCs w:val="24"/>
-        </w:rPr>
-        <w:t xml:space="preserve">il resto del testo è da scrivere</w:t>
-      </w:r>
-      <w:r>
-        <w:rPr>
-          <w:rFonts w:ascii="Barlow Semi Condensed" w:cs="Barlow Semi Condensed" w:eastAsia="Barlow Semi Condensed" w:hAnsi="Barlow Semi Condensed"/>
-          <w:sz w:val="24"/>
-          <w:szCs w:val="24"/>
-        </w:rPr>
-        <w:t xml:space="preserve">.</w:t>
+        <w:t xml:space="preserve">: il corpus è completo e verificato, e la </w:t>
+      </w:r>
+      <w:r>
+        <w:rPr>
+          <w:rFonts w:ascii="Barlow Semi Condensed" w:cs="Barlow Semi Condensed" w:eastAsia="Barlow Semi Condensed" w:hAnsi="Barlow Semi Condensed"/>
+          <w:b/>
+          <w:bCs/>
+          <w:sz w:val="24"/>
+          <w:szCs w:val="24"/>
+        </w:rPr>
+        <w:t xml:space="preserve">prima stesura del libro è completa</w:t>
+      </w:r>
+      <w:r>
+        <w:rPr>
+          <w:rFonts w:ascii="Barlow Semi Condensed" w:cs="Barlow Semi Condensed" w:eastAsia="Barlow Semi Condensed" w:hAnsi="Barlow Semi Condensed"/>
+          <w:sz w:val="24"/>
+          <w:szCs w:val="24"/>
+        </w:rPr>
+        <w:t xml:space="preserve">: sette parti su sette, quaranta pagine, circa 16.700 parole, rilegate in un volume unico. </w:t>
+      </w:r>
+      <w:r>
+        <w:rPr>
+          <w:rFonts w:ascii="Barlow Semi Condensed" w:cs="Barlow Semi Condensed" w:eastAsia="Barlow Semi Condensed" w:hAnsi="Barlow Semi Condensed"/>
+          <w:b/>
+          <w:bCs/>
+          <w:sz w:val="24"/>
+          <w:szCs w:val="24"/>
+        </w:rPr>
+        <w:t xml:space="preserve">La lunghezza finale è da concordare</w:t>
+      </w:r>
+      <w:r>
+        <w:rPr>
+          <w:rFonts w:ascii="Barlow Semi Condensed" w:cs="Barlow Semi Condensed" w:eastAsia="Barlow Semi Condensed" w:hAnsi="Barlow Semi Condensed"/>
+          <w:sz w:val="24"/>
+          <w:szCs w:val="24"/>
+        </w:rPr>
+        <w:t xml:space="preserve">: il progetto ne prevedeva 250, la stesura ne fa quaranta tenute strette, e il materiale per estenderle c'è.</w:t>
+      </w:r>
+    </w:p>
+    <w:p>
+      <w:pPr>
+        <w:spacing w:after="120" w:line="276"/>
+        <w:jc w:val="both"/>
+      </w:pPr>
+      <w:r>
+        <w:rPr>
+          <w:rFonts w:ascii="Barlow Semi Condensed" w:cs="Barlow Semi Condensed" w:eastAsia="Barlow Semi Condensed" w:hAnsi="Barlow Semi Condensed"/>
+          <w:b/>
+          <w:bCs/>
+          <w:sz w:val="24"/>
+          <w:szCs w:val="24"/>
+        </w:rPr>
+        <w:t xml:space="preserve">Va dichiarata nella lettera anche la forma del libro</w:t>
+      </w:r>
+      <w:r>
+        <w:rPr>
+          <w:rFonts w:ascii="Barlow Semi Condensed" w:cs="Barlow Semi Condensed" w:eastAsia="Barlow Semi Condensed" w:hAnsi="Barlow Semi Condensed"/>
+          <w:sz w:val="24"/>
+          <w:szCs w:val="24"/>
+        </w:rPr>
+        <w:t xml:space="preserve">, perché è la scelta che un editore può rifiutare: «Ottanta anni di Pace» è un romanzo evidence-based, non è sul caso Moro ma su che cosa succede quando si prova a verificarlo, e parla </w:t>
+      </w:r>
+      <w:r>
+        <w:rPr>
+          <w:rFonts w:ascii="Barlow Semi Condensed" w:cs="Barlow Semi Condensed" w:eastAsia="Barlow Semi Condensed" w:hAnsi="Barlow Semi Condensed"/>
+          <w:b/>
+          <w:bCs/>
+          <w:sz w:val="24"/>
+          <w:szCs w:val="24"/>
+        </w:rPr>
+        <w:t xml:space="preserve">con la voce di Aldo Moro in prosopopea dichiarata</w:t>
+      </w:r>
+      <w:r>
+        <w:rPr>
+          <w:rFonts w:ascii="Barlow Semi Condensed" w:cs="Barlow Semi Condensed" w:eastAsia="Barlow Semi Condensed" w:hAnsi="Barlow Semi Condensed"/>
+          <w:sz w:val="24"/>
+          <w:szCs w:val="24"/>
+        </w:rPr>
+        <w:t xml:space="preserve"> — non sono sue parole — che ragiona sulla prova e mai sui fatti del suo caso. Si dichiara prima della lettura, non dopo.</w:t>
       </w:r>
     </w:p>
     <w:p>
@@ -735,25 +777,25 @@
           <w:sz w:val="24"/>
           <w:szCs w:val="24"/>
         </w:rPr>
-        <w:t xml:space="preserve"> Il corpus documentale è completo e verificato. Del saggio esistono la struttura, i sette casi e tutto il materiale; </w:t>
-      </w:r>
-      <w:r>
-        <w:rPr>
-          <w:rFonts w:ascii="Barlow Semi Condensed" w:cs="Barlow Semi Condensed" w:eastAsia="Barlow Semi Condensed" w:hAnsi="Barlow Semi Condensed"/>
-          <w:b/>
-          <w:bCs/>
-          <w:sz w:val="24"/>
-          <w:szCs w:val="24"/>
-        </w:rPr>
-        <w:t xml:space="preserve">il capitolo quarto è scritto e lo allego</w:t>
-      </w:r>
-      <w:r>
-        <w:rPr>
-          <w:rFonts w:ascii="Barlow Semi Condensed" w:cs="Barlow Semi Condensed" w:eastAsia="Barlow Semi Condensed" w:hAnsi="Barlow Semi Condensed"/>
-          <w:sz w:val="24"/>
-          <w:szCs w:val="24"/>
-        </w:rPr>
-        <w:t xml:space="preserve"> — «Il documento che non dice ciò che tutti citano» — perché è il modo più rapido per giudicare la scrittura senza credermi sulla parola. Il resto è da scrivere.</w:t>
+        <w:t xml:space="preserve"> Il corpus documentale è completo e verificato, e </w:t>
+      </w:r>
+      <w:r>
+        <w:rPr>
+          <w:rFonts w:ascii="Barlow Semi Condensed" w:cs="Barlow Semi Condensed" w:eastAsia="Barlow Semi Condensed" w:hAnsi="Barlow Semi Condensed"/>
+          <w:b/>
+          <w:bCs/>
+          <w:sz w:val="24"/>
+          <w:szCs w:val="24"/>
+        </w:rPr>
+        <w:t xml:space="preserve">il libro è scritto</w:t>
+      </w:r>
+      <w:r>
+        <w:rPr>
+          <w:rFonts w:ascii="Barlow Semi Condensed" w:cs="Barlow Semi Condensed" w:eastAsia="Barlow Semi Condensed" w:hAnsi="Barlow Semi Condensed"/>
+          <w:sz w:val="24"/>
+          <w:szCs w:val="24"/>
+        </w:rPr>
+        <w:t xml:space="preserve">: allego la prima stesura completa, sette parti, quaranta pagine. È il testo su cui chiedo di essere giudicato, e la sua brevità è voluta — la lunghezza finale la propongo di concordarla con voi, perché diluire un libro che regge è più facile che scriverne uno che regga.</w:t>
       </w:r>
     </w:p>
     <w:p>

--- a/_diffusione-opera/PROPOSTE_CHIARELETTERE_BOMPIANI.docx
+++ b/_diffusione-opera/PROPOSTE_CHIARELETTERE_BOMPIANI.docx
@@ -163,7 +163,7 @@
           <w:sz w:val="24"/>
           <w:szCs w:val="24"/>
         </w:rPr>
-        <w:t xml:space="preserve">: sette parti su sette, quaranta pagine, circa 16.700 parole, rilegate in un volume unico. </w:t>
+        <w:t xml:space="preserve">: sette parti su sette più il registro di chiusura, rilegate in un volume unico. </w:t>
       </w:r>
       <w:r>
         <w:rPr>
@@ -795,7 +795,7 @@
           <w:sz w:val="24"/>
           <w:szCs w:val="24"/>
         </w:rPr>
-        <w:t xml:space="preserve">: allego la prima stesura completa, sette parti, quaranta pagine. È il testo su cui chiedo di essere giudicato, e la sua brevità è voluta — la lunghezza finale la propongo di concordarla con voi, perché diluire un libro che regge è più facile che scriverne uno che regga.</w:t>
+        <w:t xml:space="preserve">: allego la prima stesura completa, sette parti più il registro di chiusura. È il testo su cui chiedo di essere giudicato, e la sua brevità è voluta — la lunghezza finale la propongo di concordarla con voi, perché diluire un libro che regge è più facile che scriverne uno che regga.</w:t>
       </w:r>
     </w:p>
     <w:p>

--- a/_diffusione-opera/PROPOSTE_CHIARELETTERE_BOMPIANI.docx
+++ b/_diffusione-opera/PROPOSTE_CHIARELETTERE_BOMPIANI.docx
@@ -39,6 +39,52 @@
         </w:pBdr>
         <w:spacing w:after="80"/>
       </w:pPr>
+    </w:p>
+    <w:p>
+      <w:pPr>
+        <w:pBdr>
+          <w:left w:val="single" w:color="1F3864" w:sz="18" w:space="8"/>
+        </w:pBdr>
+        <w:spacing w:after="80" w:before="80"/>
+        <w:ind w:left="360" w:right="360"/>
+        <w:jc w:val="both"/>
+      </w:pPr>
+      <w:r>
+        <w:rPr>
+          <w:rFonts w:ascii="Barlow Semi Condensed" w:cs="Barlow Semi Condensed" w:eastAsia="Barlow Semi Condensed" w:hAnsi="Barlow Semi Condensed"/>
+          <w:b/>
+          <w:bCs/>
+          <w:sz w:val="24"/>
+          <w:szCs w:val="24"/>
+        </w:rPr>
+        <w:t xml:space="preserve">Deposito pubblico.</w:t>
+      </w:r>
+      <w:r>
+        <w:rPr>
+          <w:rFonts w:ascii="Barlow Semi Condensed" w:cs="Barlow Semi Condensed" w:eastAsia="Barlow Semi Condensed" w:hAnsi="Barlow Semi Condensed"/>
+          <w:sz w:val="24"/>
+          <w:szCs w:val="24"/>
+        </w:rPr>
+        <w:t xml:space="preserve"> L'opera è depositata e citabile all'indirizzo </w:t>
+      </w:r>
+      <w:r>
+        <w:rPr>
+          <w:rFonts w:ascii="Barlow Semi Condensed" w:cs="Barlow Semi Condensed" w:eastAsia="Barlow Semi Condensed" w:hAnsi="Barlow Semi Condensed"/>
+          <w:b/>
+          <w:bCs/>
+          <w:sz w:val="24"/>
+          <w:szCs w:val="24"/>
+        </w:rPr>
+        <w:t xml:space="preserve">{{DOI}}</w:t>
+      </w:r>
+      <w:r>
+        <w:rPr>
+          <w:rFonts w:ascii="Barlow Semi Condensed" w:cs="Barlow Semi Condensed" w:eastAsia="Barlow Semi Condensed" w:hAnsi="Barlow Semi Condensed"/>
+          <w:sz w:val="24"/>
+          <w:szCs w:val="24"/>
+        </w:rPr>
+        <w:t xml:space="preserve">. Il manifesto delle impronte SHA-256 allegato consente di verificare che i file ricevuti siano quelli depositati.</w:t>
+      </w:r>
     </w:p>
     <w:p>
       <w:pPr>
